--- a/Markashov_German_lb1/Markashov_German_lb1.docx
+++ b/Markashov_German_lb1/Markashov_German_lb1.docx
@@ -1532,7 +1532,7 @@
           <w:sz w:val="28"/>
           <w:szCs w:val="28"/>
         </w:rPr>
-        <w:t>экспоненциальным по сложности.</w:t>
+        <w:t>экспоненциальным по сложности</w:t>
       </w:r>
       <w:r>
         <w:rPr>
@@ -1540,6 +1540,199 @@
           <w:szCs w:val="28"/>
         </w:rPr>
         <w:t xml:space="preserve"> </w:t>
+      </w:r>
+      <w:r>
+        <w:rPr>
+          <w:sz w:val="28"/>
+          <w:szCs w:val="28"/>
+          <w:lang w:val="en-US"/>
+        </w:rPr>
+        <w:t>O</w:t>
+      </w:r>
+      <w:r>
+        <w:rPr>
+          <w:sz w:val="28"/>
+          <w:szCs w:val="28"/>
+        </w:rPr>
+        <w:t>(</w:t>
+      </w:r>
+      <m:oMath>
+        <m:sSup>
+          <m:sSupPr>
+            <m:ctrlPr>
+              <w:rPr>
+                <w:rFonts w:ascii="Cambria Math" w:hAnsi="Cambria Math"/>
+                <w:i/>
+                <w:sz w:val="28"/>
+                <w:szCs w:val="28"/>
+              </w:rPr>
+            </m:ctrlPr>
+          </m:sSupPr>
+          <m:e>
+            <m:r>
+              <w:rPr>
+                <w:rFonts w:ascii="Cambria Math" w:hAnsi="Cambria Math"/>
+                <w:sz w:val="28"/>
+                <w:szCs w:val="28"/>
+              </w:rPr>
+              <m:t>с</m:t>
+            </m:r>
+          </m:e>
+          <m:sup>
+            <m:r>
+              <w:rPr>
+                <w:rFonts w:ascii="Cambria Math" w:hAnsi="Cambria Math"/>
+                <w:sz w:val="28"/>
+                <w:szCs w:val="28"/>
+                <w:lang w:val="en-US"/>
+              </w:rPr>
+              <m:t>n</m:t>
+            </m:r>
+          </m:sup>
+        </m:sSup>
+      </m:oMath>
+      <w:r>
+        <w:rPr>
+          <w:sz w:val="28"/>
+          <w:szCs w:val="28"/>
+        </w:rPr>
+        <w:t xml:space="preserve">, где </w:t>
+      </w:r>
+      <w:r>
+        <w:rPr>
+          <w:sz w:val="28"/>
+          <w:szCs w:val="28"/>
+          <w:lang w:val="en-US"/>
+        </w:rPr>
+        <w:t>c</w:t>
+      </w:r>
+      <w:r>
+        <w:rPr>
+          <w:sz w:val="28"/>
+          <w:szCs w:val="28"/>
+        </w:rPr>
+        <w:t xml:space="preserve"> </w:t>
+      </w:r>
+      <w:r>
+        <w:rPr>
+          <w:sz w:val="28"/>
+          <w:szCs w:val="28"/>
+        </w:rPr>
+        <w:t>примерно равняется 2</w:t>
+      </w:r>
+      <w:r>
+        <w:rPr>
+          <w:sz w:val="28"/>
+          <w:szCs w:val="28"/>
+        </w:rPr>
+        <w:t>)</w:t>
+      </w:r>
+      <w:r>
+        <w:rPr>
+          <w:sz w:val="28"/>
+          <w:szCs w:val="28"/>
+        </w:rPr>
+        <w:t>.</w:t>
+      </w:r>
+      <w:r>
+        <w:rPr>
+          <w:sz w:val="28"/>
+          <w:szCs w:val="28"/>
+        </w:rPr>
+        <w:t xml:space="preserve"> </w:t>
+      </w:r>
+      <w:r>
+        <w:rPr>
+          <w:sz w:val="28"/>
+          <w:szCs w:val="28"/>
+        </w:rPr>
+        <w:t xml:space="preserve"> </w:t>
+      </w:r>
+      <w:r>
+        <w:rPr>
+          <w:sz w:val="28"/>
+          <w:szCs w:val="28"/>
+        </w:rPr>
+        <w:t>По памяти</w:t>
+      </w:r>
+      <w:r>
+        <w:rPr>
+          <w:sz w:val="28"/>
+          <w:szCs w:val="28"/>
+        </w:rPr>
+        <w:t xml:space="preserve"> </w:t>
+      </w:r>
+      <w:r>
+        <w:rPr>
+          <w:sz w:val="28"/>
+          <w:szCs w:val="28"/>
+        </w:rPr>
+        <w:t xml:space="preserve">сложность </w:t>
+      </w:r>
+      <w:r>
+        <w:rPr>
+          <w:sz w:val="28"/>
+          <w:szCs w:val="28"/>
+          <w:lang w:val="en-US"/>
+        </w:rPr>
+        <w:t>O</w:t>
+      </w:r>
+      <w:r>
+        <w:rPr>
+          <w:sz w:val="28"/>
+          <w:szCs w:val="28"/>
+        </w:rPr>
+        <w:t>(</w:t>
+      </w:r>
+      <m:oMath>
+        <m:sSup>
+          <m:sSupPr>
+            <m:ctrlPr>
+              <w:rPr>
+                <w:rFonts w:ascii="Cambria Math" w:hAnsi="Cambria Math"/>
+                <w:i/>
+                <w:sz w:val="28"/>
+                <w:szCs w:val="28"/>
+                <w:lang w:val="en-US"/>
+              </w:rPr>
+            </m:ctrlPr>
+          </m:sSupPr>
+          <m:e>
+            <m:r>
+              <w:rPr>
+                <w:rFonts w:ascii="Cambria Math" w:hAnsi="Cambria Math"/>
+                <w:sz w:val="28"/>
+                <w:szCs w:val="28"/>
+                <w:lang w:val="en-US"/>
+              </w:rPr>
+              <m:t>n</m:t>
+            </m:r>
+          </m:e>
+          <m:sup>
+            <m:r>
+              <w:rPr>
+                <w:rFonts w:ascii="Cambria Math" w:hAnsi="Cambria Math"/>
+                <w:sz w:val="28"/>
+                <w:szCs w:val="28"/>
+              </w:rPr>
+              <m:t>2</m:t>
+            </m:r>
+          </m:sup>
+        </m:sSup>
+      </m:oMath>
+      <w:r>
+        <w:rPr>
+          <w:sz w:val="28"/>
+          <w:szCs w:val="28"/>
+        </w:rPr>
+        <w:t xml:space="preserve">) </w:t>
+      </w:r>
+      <w:r>
+        <w:rPr>
+          <w:sz w:val="28"/>
+          <w:szCs w:val="28"/>
+        </w:rPr>
+        <w:t>это есть сетка квадрата.</w:t>
       </w:r>
     </w:p>
     <w:p>
@@ -3916,13 +4109,15 @@
           <w:rFonts w:ascii="Courier New" w:hAnsi="Courier New" w:cs="Courier New"/>
           <w:sz w:val="22"/>
           <w:szCs w:val="22"/>
-        </w:rPr>
-      </w:pPr>
-      <w:r>
-        <w:rPr>
-          <w:rFonts w:ascii="Courier New" w:hAnsi="Courier New" w:cs="Courier New"/>
-          <w:sz w:val="22"/>
-          <w:szCs w:val="22"/>
+          <w:lang w:val="en-US"/>
+        </w:rPr>
+      </w:pPr>
+      <w:r>
+        <w:rPr>
+          <w:rFonts w:ascii="Courier New" w:hAnsi="Courier New" w:cs="Courier New"/>
+          <w:sz w:val="22"/>
+          <w:szCs w:val="22"/>
+          <w:lang w:val="en-US"/>
         </w:rPr>
         <w:t>#</w:t>
       </w:r>
@@ -3940,6 +4135,7 @@
           <w:rFonts w:ascii="Courier New" w:hAnsi="Courier New" w:cs="Courier New"/>
           <w:sz w:val="22"/>
           <w:szCs w:val="22"/>
+          <w:lang w:val="en-US"/>
         </w:rPr>
         <w:t xml:space="preserve"> &lt;</w:t>
       </w:r>
@@ -3957,6 +4153,7 @@
           <w:rFonts w:ascii="Courier New" w:hAnsi="Courier New" w:cs="Courier New"/>
           <w:sz w:val="22"/>
           <w:szCs w:val="22"/>
+          <w:lang w:val="en-US"/>
         </w:rPr>
         <w:t>&gt;</w:t>
       </w:r>
@@ -8202,35 +8399,40 @@
           <w:rFonts w:ascii="Courier New" w:hAnsi="Courier New" w:cs="Courier New"/>
           <w:sz w:val="22"/>
           <w:szCs w:val="22"/>
-          <w:lang w:val="en-US"/>
-        </w:rPr>
-      </w:pPr>
-      <w:r>
-        <w:rPr>
-          <w:rFonts w:ascii="Courier New" w:hAnsi="Courier New" w:cs="Courier New"/>
-          <w:sz w:val="22"/>
-          <w:szCs w:val="22"/>
-          <w:lang w:val="en-US"/>
-        </w:rPr>
-        <w:t xml:space="preserve">    return 0;</w:t>
-      </w:r>
-    </w:p>
-    <w:p>
-      <w:pPr>
-        <w:jc w:val="both"/>
-        <w:rPr>
-          <w:rFonts w:ascii="Courier New" w:hAnsi="Courier New" w:cs="Courier New"/>
-          <w:sz w:val="22"/>
-          <w:szCs w:val="22"/>
-          <w:lang w:val="en-US"/>
-        </w:rPr>
-      </w:pPr>
-      <w:r>
-        <w:rPr>
-          <w:rFonts w:ascii="Courier New" w:hAnsi="Courier New" w:cs="Courier New"/>
-          <w:sz w:val="22"/>
-          <w:szCs w:val="22"/>
-          <w:lang w:val="en-US"/>
+        </w:rPr>
+      </w:pPr>
+      <w:r>
+        <w:rPr>
+          <w:rFonts w:ascii="Courier New" w:hAnsi="Courier New" w:cs="Courier New"/>
+          <w:sz w:val="22"/>
+          <w:szCs w:val="22"/>
+          <w:lang w:val="en-US"/>
+        </w:rPr>
+        <w:t xml:space="preserve">    return</w:t>
+      </w:r>
+      <w:r>
+        <w:rPr>
+          <w:rFonts w:ascii="Courier New" w:hAnsi="Courier New" w:cs="Courier New"/>
+          <w:sz w:val="22"/>
+          <w:szCs w:val="22"/>
+        </w:rPr>
+        <w:t xml:space="preserve"> 0;</w:t>
+      </w:r>
+    </w:p>
+    <w:p>
+      <w:pPr>
+        <w:jc w:val="both"/>
+        <w:rPr>
+          <w:rFonts w:ascii="Courier New" w:hAnsi="Courier New" w:cs="Courier New"/>
+          <w:sz w:val="22"/>
+          <w:szCs w:val="22"/>
+        </w:rPr>
+      </w:pPr>
+      <w:r>
+        <w:rPr>
+          <w:rFonts w:ascii="Courier New" w:hAnsi="Courier New" w:cs="Courier New"/>
+          <w:sz w:val="22"/>
+          <w:szCs w:val="22"/>
         </w:rPr>
         <w:t>}</w:t>
       </w:r>
@@ -8254,7 +8456,6 @@
           <w:bCs/>
           <w:sz w:val="28"/>
           <w:szCs w:val="28"/>
-          <w:lang w:val="en-US"/>
         </w:rPr>
       </w:pPr>
       <w:r>
@@ -8285,7 +8486,6 @@
           <w:bCs/>
           <w:sz w:val="28"/>
           <w:szCs w:val="28"/>
-          <w:lang w:val="en-US"/>
         </w:rPr>
       </w:pPr>
       <w:r>
@@ -8306,26 +8506,31 @@
           <w:bCs/>
           <w:sz w:val="28"/>
           <w:szCs w:val="28"/>
-          <w:lang w:val="en-US"/>
-        </w:rPr>
-      </w:pPr>
-    </w:p>
-    <w:p>
-      <w:pPr>
-        <w:spacing w:line="276" w:lineRule="auto"/>
-        <w:rPr>
-          <w:sz w:val="28"/>
-          <w:szCs w:val="28"/>
-          <w:lang w:val="en-US"/>
-        </w:rPr>
-      </w:pPr>
-      <w:r>
-        <w:rPr>
-          <w:sz w:val="28"/>
-          <w:szCs w:val="28"/>
-          <w:lang w:val="en-US"/>
-        </w:rPr>
-        <w:t>N = 2</w:t>
+        </w:rPr>
+      </w:pPr>
+    </w:p>
+    <w:p>
+      <w:pPr>
+        <w:spacing w:line="276" w:lineRule="auto"/>
+        <w:rPr>
+          <w:sz w:val="28"/>
+          <w:szCs w:val="28"/>
+        </w:rPr>
+      </w:pPr>
+      <w:r>
+        <w:rPr>
+          <w:sz w:val="28"/>
+          <w:szCs w:val="28"/>
+          <w:lang w:val="en-US"/>
+        </w:rPr>
+        <w:t>N</w:t>
+      </w:r>
+      <w:r>
+        <w:rPr>
+          <w:sz w:val="28"/>
+          <w:szCs w:val="28"/>
+        </w:rPr>
+        <w:t xml:space="preserve"> = 2</w:t>
       </w:r>
     </w:p>
     <w:p>
